--- a/docs/LifeBookNavigator_全体設計書_2.docx
+++ b/docs/LifeBookNavigator_全体設計書_2.docx
@@ -147,6 +147,18 @@
           <w:sz w:val="20"/>
         </w:rPr>
         <w:t>正式サービス</w:t>
+      </w:r>
+    </w:p>
+    <w:p>
+      <w:pPr>
+        <w:ind w:left="680"/>
+      </w:pPr>
+      <w:r>
+        <w:rPr>
+          <w:color w:val="555555"/>
+          <w:sz w:val="20"/>
+        </w:rPr>
+        <w:t>モニター期間と正式募集の差別化</w:t>
       </w:r>
     </w:p>
     <w:p>
@@ -1756,6 +1768,36 @@
           </w:p>
         </w:tc>
       </w:tr>
+      <w:tr>
+        <w:tc>
+          <w:tcPr>
+            <w:tcW w:type="dxa" w:w="4320"/>
+          </w:tcPr>
+          <w:p>
+            <w:r/>
+            <w:r>
+              <w:t>サポート</w:t>
+            </w:r>
+          </w:p>
+        </w:tc>
+        <w:tc>
+          <w:tcPr>
+            <w:tcW w:type="dxa" w:w="4320"/>
+          </w:tcPr>
+          <w:p>
+            <w:r/>
+            <w:r>
+              <w:rPr>
+                <w:b/>
+              </w:rPr>
+              <w:t>適宜サポート（実績作りに集中）</w:t>
+            </w:r>
+            <w:r>
+              <w:t xml:space="preserve"> — 添削サービスは正式募集後に提供</w:t>
+            </w:r>
+          </w:p>
+        </w:tc>
+      </w:tr>
     </w:tbl>
     <w:p/>
     <w:p>
@@ -2164,6 +2206,69 @@
           <w:p>
             <w:r/>
             <w:r>
+              <w:rPr>
+                <w:b/>
+              </w:rPr>
+              <w:t>添削サービス（月2回まで）</w:t>
+            </w:r>
+          </w:p>
+        </w:tc>
+        <w:tc>
+          <w:tcPr>
+            <w:tcW w:type="dxa" w:w="1728"/>
+          </w:tcPr>
+          <w:p>
+            <w:r/>
+            <w:r>
+              <w:rPr>
+                <w:b/>
+              </w:rPr>
+              <w:t>✅</w:t>
+            </w:r>
+          </w:p>
+        </w:tc>
+        <w:tc>
+          <w:tcPr>
+            <w:tcW w:type="dxa" w:w="1728"/>
+          </w:tcPr>
+          <w:p>
+            <w:r/>
+            <w:r>
+              <w:t>✅</w:t>
+            </w:r>
+          </w:p>
+        </w:tc>
+        <w:tc>
+          <w:tcPr>
+            <w:tcW w:type="dxa" w:w="1728"/>
+          </w:tcPr>
+          <w:p>
+            <w:r/>
+            <w:r>
+              <w:t>✅</w:t>
+            </w:r>
+          </w:p>
+        </w:tc>
+        <w:tc>
+          <w:tcPr>
+            <w:tcW w:type="dxa" w:w="1728"/>
+          </w:tcPr>
+          <w:p>
+            <w:r/>
+            <w:r>
+              <w:t>✅</w:t>
+            </w:r>
+          </w:p>
+        </w:tc>
+      </w:tr>
+      <w:tr>
+        <w:tc>
+          <w:tcPr>
+            <w:tcW w:type="dxa" w:w="1728"/>
+          </w:tcPr>
+          <w:p>
+            <w:r/>
+            <w:r>
               <w:t>個別相談（月2回）</w:t>
             </w:r>
           </w:p>
@@ -2274,6 +2379,20 @@
     <w:p/>
     <w:p>
       <w:r>
+        <w:t>※</w:t>
+      </w:r>
+      <w:r>
+        <w:rPr>
+          <w:b/>
+        </w:rPr>
+        <w:t>添削サービス</w:t>
+      </w:r>
+      <w:r>
+        <w:t>：スタンダードプランの基本特典。月2回までユーザーの出力（タイトル／目次／章構成／本文等）を運営者が添削してフィードバックする。AI生成の品質を一段階引き上げる役割。</w:t>
+      </w:r>
+    </w:p>
+    <w:p>
+      <w:r>
         <w:t>※個別相談は「添削」ではなく「夢・コアを一緒に言語化するナビゲーション」として提供。</w:t>
       </w:r>
     </w:p>
@@ -2282,6 +2401,258 @@
         <w:t>※X運用サポートは「フォロワーを増やす」ではなく「夢を発信する・自分らしいXを作る」方向で提供。ここまるさんと別途方向性を合わせる必要あり。</w:t>
       </w:r>
     </w:p>
+    <w:p>
+      <w:pPr>
+        <w:pStyle w:val="Heading3"/>
+      </w:pPr>
+      <w:r>
+        <w:t>モニター期間と正式募集の差別化</w:t>
+      </w:r>
+    </w:p>
+    <w:tbl>
+      <w:tblPr>
+        <w:tblStyle w:val="LightGrid-Accent1"/>
+        <w:tblW w:type="auto" w:w="0"/>
+        <w:tblLook w:firstColumn="1" w:firstRow="1" w:lastColumn="0" w:lastRow="0" w:noHBand="0" w:noVBand="1" w:val="04A0"/>
+      </w:tblPr>
+      <w:tblGrid>
+        <w:gridCol w:w="2880"/>
+        <w:gridCol w:w="2880"/>
+        <w:gridCol w:w="2880"/>
+      </w:tblGrid>
+      <w:tr>
+        <w:tc>
+          <w:tcPr>
+            <w:tcW w:type="dxa" w:w="2880"/>
+          </w:tcPr>
+          <w:p>
+            <w:r>
+              <w:rPr>
+                <w:b/>
+              </w:rPr>
+            </w:r>
+            <w:r>
+              <w:rPr>
+                <w:b/>
+              </w:rPr>
+              <w:t>観点</w:t>
+            </w:r>
+          </w:p>
+        </w:tc>
+        <w:tc>
+          <w:tcPr>
+            <w:tcW w:type="dxa" w:w="2880"/>
+          </w:tcPr>
+          <w:p>
+            <w:r>
+              <w:rPr>
+                <w:b/>
+              </w:rPr>
+            </w:r>
+            <w:r>
+              <w:rPr>
+                <w:b/>
+              </w:rPr>
+              <w:t>モニター期間</w:t>
+            </w:r>
+          </w:p>
+        </w:tc>
+        <w:tc>
+          <w:tcPr>
+            <w:tcW w:type="dxa" w:w="2880"/>
+          </w:tcPr>
+          <w:p>
+            <w:r>
+              <w:rPr>
+                <w:b/>
+              </w:rPr>
+            </w:r>
+            <w:r>
+              <w:rPr>
+                <w:b/>
+              </w:rPr>
+              <w:t>正式募集（スタンダード以上）</w:t>
+            </w:r>
+          </w:p>
+        </w:tc>
+      </w:tr>
+      <w:tr>
+        <w:tc>
+          <w:tcPr>
+            <w:tcW w:type="dxa" w:w="2880"/>
+          </w:tcPr>
+          <w:p>
+            <w:r/>
+            <w:r>
+              <w:t>ツール機能</w:t>
+            </w:r>
+          </w:p>
+        </w:tc>
+        <w:tc>
+          <w:tcPr>
+            <w:tcW w:type="dxa" w:w="2880"/>
+          </w:tcPr>
+          <w:p>
+            <w:r/>
+            <w:r>
+              <w:t>全機能利用可</w:t>
+            </w:r>
+          </w:p>
+        </w:tc>
+        <w:tc>
+          <w:tcPr>
+            <w:tcW w:type="dxa" w:w="2880"/>
+          </w:tcPr>
+          <w:p>
+            <w:r/>
+            <w:r>
+              <w:t>全機能利用可</w:t>
+            </w:r>
+          </w:p>
+        </w:tc>
+      </w:tr>
+      <w:tr>
+        <w:tc>
+          <w:tcPr>
+            <w:tcW w:type="dxa" w:w="2880"/>
+          </w:tcPr>
+          <w:p>
+            <w:r/>
+            <w:r>
+              <w:t>添削サービス</w:t>
+            </w:r>
+          </w:p>
+        </w:tc>
+        <w:tc>
+          <w:tcPr>
+            <w:tcW w:type="dxa" w:w="2880"/>
+          </w:tcPr>
+          <w:p>
+            <w:r/>
+            <w:r>
+              <w:t>❌（実績作り重視）</w:t>
+            </w:r>
+          </w:p>
+        </w:tc>
+        <w:tc>
+          <w:tcPr>
+            <w:tcW w:type="dxa" w:w="2880"/>
+          </w:tcPr>
+          <w:p>
+            <w:r/>
+            <w:r>
+              <w:t>✅ 月2回まで</w:t>
+            </w:r>
+          </w:p>
+        </w:tc>
+      </w:tr>
+      <w:tr>
+        <w:tc>
+          <w:tcPr>
+            <w:tcW w:type="dxa" w:w="2880"/>
+          </w:tcPr>
+          <w:p>
+            <w:r/>
+            <w:r>
+              <w:t>サポート</w:t>
+            </w:r>
+          </w:p>
+        </w:tc>
+        <w:tc>
+          <w:tcPr>
+            <w:tcW w:type="dxa" w:w="2880"/>
+          </w:tcPr>
+          <w:p>
+            <w:r/>
+            <w:r>
+              <w:t>適宜（個別対応）</w:t>
+            </w:r>
+          </w:p>
+        </w:tc>
+        <w:tc>
+          <w:tcPr>
+            <w:tcW w:type="dxa" w:w="2880"/>
+          </w:tcPr>
+          <w:p>
+            <w:r/>
+            <w:r>
+              <w:t>体系化されたサポート</w:t>
+            </w:r>
+          </w:p>
+        </w:tc>
+      </w:tr>
+      <w:tr>
+        <w:tc>
+          <w:tcPr>
+            <w:tcW w:type="dxa" w:w="2880"/>
+          </w:tcPr>
+          <w:p>
+            <w:r/>
+            <w:r>
+              <w:t>価格</w:t>
+            </w:r>
+          </w:p>
+        </w:tc>
+        <w:tc>
+          <w:tcPr>
+            <w:tcW w:type="dxa" w:w="2880"/>
+          </w:tcPr>
+          <w:p>
+            <w:r/>
+            <w:r>
+              <w:t>月980〜1,980円</w:t>
+            </w:r>
+          </w:p>
+        </w:tc>
+        <w:tc>
+          <w:tcPr>
+            <w:tcW w:type="dxa" w:w="2880"/>
+          </w:tcPr>
+          <w:p>
+            <w:r/>
+            <w:r>
+              <w:t>月5,000円〜</w:t>
+            </w:r>
+          </w:p>
+        </w:tc>
+      </w:tr>
+      <w:tr>
+        <w:tc>
+          <w:tcPr>
+            <w:tcW w:type="dxa" w:w="2880"/>
+          </w:tcPr>
+          <w:p>
+            <w:r/>
+            <w:r>
+              <w:t>目的（運営側）</w:t>
+            </w:r>
+          </w:p>
+        </w:tc>
+        <w:tc>
+          <w:tcPr>
+            <w:tcW w:type="dxa" w:w="2880"/>
+          </w:tcPr>
+          <w:p>
+            <w:r/>
+            <w:r>
+              <w:t>成功事例構築・サービス育成</w:t>
+            </w:r>
+          </w:p>
+        </w:tc>
+        <w:tc>
+          <w:tcPr>
+            <w:tcW w:type="dxa" w:w="2880"/>
+          </w:tcPr>
+          <w:p>
+            <w:r/>
+            <w:r>
+              <w:t>収益化・体系運用</w:t>
+            </w:r>
+          </w:p>
+        </w:tc>
+      </w:tr>
+    </w:tbl>
+    <w:p/>
     <w:p>
       <w:pPr>
         <w:pBdr>
@@ -3128,13 +3499,28 @@
         <w:ind w:left="283"/>
       </w:pPr>
       <w:r>
-        <w:t>ターゲット読者像：本ごとの想定読者ではなく、</w:t>
-      </w:r>
-      <w:r>
         <w:rPr>
           <w:b/>
         </w:rPr>
-        <w:t>著者の核となる読者層</w:t>
+        <w:t>ターゲット読者像は STEP0 では抽出しない</w:t>
+      </w:r>
+      <w:r>
+        <w:t>（書籍ごとに変わるため、STEP1 で本ごとに決める）</w:t>
+      </w:r>
+    </w:p>
+    <w:p>
+      <w:pPr>
+        <w:pStyle w:val="ListBullet"/>
+        <w:ind w:left="283"/>
+      </w:pPr>
+      <w:r>
+        <w:rPr>
+          <w:b/>
+        </w:rPr>
+        <w:t>「読者の成長ストーリー」も STEP0 では抽出しない</w:t>
+      </w:r>
+      <w:r>
+        <w:t>（書籍シリーズ単位で本ごとに決める）</w:t>
       </w:r>
     </w:p>
     <w:p>
@@ -3159,7 +3545,7 @@
         <w:br/>
         <w:t xml:space="preserve">　↓</w:t>
         <w:br/>
-        <w:t>LLM が6項目を抽出して著者プロファイルを生成</w:t>
+        <w:t>LLM が5項目を抽出して著者プロファイルを生成</w:t>
         <w:br/>
         <w:t xml:space="preserve">　↓</w:t>
         <w:br/>
@@ -3420,7 +3806,7 @@
         <w:ind w:left="283"/>
       </w:pPr>
       <w:r>
-        <w:t>LLM が6項目を抽出して著者プロファイルを生成</w:t>
+        <w:t>LLM が5項目を抽出して著者プロファイルを生成</w:t>
       </w:r>
     </w:p>
     <w:p>
@@ -3447,11 +3833,6 @@
         <w:t>■ 専門領域・強み</w:t>
         <w:br/>
         <w:t>（ジャンル横断で通底する軸）</w:t>
-        <w:br/>
-        <w:br/>
-        <w:t>■ ターゲット読者像</w:t>
-        <w:br/>
-        <w:t>（著者の核となる読者層）</w:t>
         <w:br/>
         <w:br/>
         <w:t>■ 思想・価値観</w:t>
@@ -3469,9 +3850,36 @@
         <w:t>（出版実績・キャリア）</w:t>
         <w:br/>
         <w:br/>
-        <w:t>■ ブランドコンセプト・シリーズ方針</w:t>
+        <w:t>■ 著者の発信スタンス</w:t>
         <w:br/>
-        <w:t>（著者ブランドの方向性）</w:t>
+        <w:t>（書籍ジャンルを超えて一貫した姿勢／立ち位置）</w:t>
+      </w:r>
+    </w:p>
+    <w:p>
+      <w:pPr>
+        <w:pStyle w:val="IntenseQuote"/>
+      </w:pPr>
+      <w:r>
+        <w:rPr>
+          <w:b/>
+        </w:rPr>
+        <w:t>旧版からの変更点（重要）</w:t>
+      </w:r>
+      <w:r>
+        <w:t>：</w:t>
+        <w:br/>
+        <w:t>- 「ターゲット読者像」項目を削除 → 書籍ごとに変わるため STEP1（書籍プロファイル草案）で決める</w:t>
+        <w:br/>
+        <w:t>- 「ブランドコンセプト・シリーズ方針」→「著者の発信スタンス」に変更（読者の成長ストーリーは削除）</w:t>
+        <w:br/>
+        <w:t>- 6項目 → 5項目構成に整理</w:t>
+        <w:br/>
+        <w:br/>
+        <w:t>理由：旧版では著者プロファイルに「書籍に依存する内容（ターゲット・成長ストーリー）」が混入し、</w:t>
+        <w:br/>
+        <w:t>STEP1 以降の書籍プロファイル設計の自由度を奪っていた。著者プロファイルは「書籍を超えて普遍的な</w:t>
+        <w:br/>
+        <w:t>著者の特性」だけに絞ることで、本ごとに自由にターゲット・コンセプトを設計できる。</w:t>
       </w:r>
     </w:p>
     <w:p>
@@ -3687,7 +4095,7 @@
           <w:p>
             <w:r/>
             <w:r>
-              <w:t>専門領域・強み／ブランドコンセプト・シリーズ方針</w:t>
+              <w:t>専門領域・強み／著者の発信スタンス</w:t>
             </w:r>
           </w:p>
         </w:tc>
@@ -3858,7 +4266,7 @@
           <w:p>
             <w:r/>
             <w:r>
-              <w:t>ブランドコンセプト・シリーズ方針／文体・フレーズ</w:t>
+              <w:t>著者の発信スタンス／文体・フレーズ</w:t>
             </w:r>
           </w:p>
         </w:tc>
@@ -4143,7 +4551,7 @@
           <w:p>
             <w:r/>
             <w:r>
-              <w:t>ブランドコンセプト・シリーズ方針／実績・経歴</w:t>
+              <w:t>著者の発信スタンス／実績・経歴</w:t>
             </w:r>
           </w:p>
         </w:tc>
@@ -4326,7 +4734,7 @@
           <w:p>
             <w:r/>
             <w:r>
-              <w:t>文体・フレーズ／ターゲット読者像</w:t>
+              <w:t>文体・フレーズ／著者の発信スタンス</w:t>
             </w:r>
           </w:p>
         </w:tc>
@@ -4337,7 +4745,7 @@
           <w:p>
             <w:r/>
             <w:r>
-              <w:t>確定版</w:t>
+              <w:t>確定版（ターゲット読者像はSTEP1由来）</w:t>
             </w:r>
           </w:p>
         </w:tc>
@@ -4383,7 +4791,7 @@
           <w:p>
             <w:r/>
             <w:r>
-              <w:t>改善提案部のみ：ブランドコンセプト・シリーズ方針</w:t>
+              <w:t>改善提案部のみ：著者の発信スタンス</w:t>
             </w:r>
           </w:p>
         </w:tc>
@@ -4835,7 +5243,34 @@
         <w:ind w:left="283"/>
       </w:pPr>
       <w:r>
-        <w:t>出力：6項目の著者プロファイル（専門領域・強み／ターゲット読者像／思想・価値観／文体・フレーズ／実績・経歴サマリー／ブランドコンセプト・シリーズ方針）</w:t>
+        <w:t>出力：</w:t>
+      </w:r>
+      <w:r>
+        <w:rPr>
+          <w:b/>
+        </w:rPr>
+        <w:t>5項目</w:t>
+      </w:r>
+      <w:r>
+        <w:t>の著者プロファイル（専門領域・強み／思想・価値観／文体・フレーズ／実績・経歴サマリー／著者の発信スタンス）</w:t>
+      </w:r>
+    </w:p>
+    <w:p>
+      <w:pPr>
+        <w:pStyle w:val="ListBullet"/>
+        <w:ind w:left="283"/>
+      </w:pPr>
+      <w:r>
+        <w:t xml:space="preserve">旧版にあった「ターゲット読者像」「ブランドコンセプト・シリーズ方針（読者の成長ストーリー含む）」は </w:t>
+      </w:r>
+      <w:r>
+        <w:rPr>
+          <w:b/>
+        </w:rPr>
+        <w:t>書籍ごとに変わるため STEP0 では生成しない</w:t>
+      </w:r>
+      <w:r>
+        <w:t>。STEP1（書籍プロファイル草案）で本ごとに決める設計に変更（2026-05改修）。</w:t>
       </w:r>
     </w:p>
     <w:p>
@@ -6329,7 +6764,7 @@
     </w:p>
     <w:p>
       <w:r>
-        <w:t>現時点では著者プロファイル（STEP0）の「ブランドコンセプト・シリーズ方針」項目に含める形で運用する。</w:t>
+        <w:t>現時点では、シリーズ設計のうち「著者ブランドの一貫性」は著者プロファイル（STEP0）の「著者の発信スタンス」項目で担う。本ごとのテーマ・読者像・成長ストーリーは書籍プロファイル（STEP1〜2）で決める。</w:t>
       </w:r>
     </w:p>
     <w:p>
